--- a/Joshua DTho - CV.docx
+++ b/Joshua DTho - CV.docx
@@ -39,7 +39,13 @@
       </w:r>
       <w:r>
         <w:tab/>
-        <w:t xml:space="preserve">   (Updated 01-07-26)</w:t>
+        <w:t xml:space="preserve">   (Updated 01-0</w:t>
+      </w:r>
+      <w:r>
+        <w:t>8</w:t>
+      </w:r>
+      <w:r>
+        <w:t>-26)</w:t>
       </w:r>
     </w:p>
     <w:p>
@@ -1726,8 +1732,6 @@
       </w:r>
       <w:r>
         <w:tab/>
-      </w:r>
-      <w:r>
         <w:t>A –</w:t>
       </w:r>
     </w:p>
@@ -1774,8 +1778,6 @@
       </w:r>
       <w:r>
         <w:tab/>
-      </w:r>
-      <w:r>
         <w:t>A –</w:t>
       </w:r>
     </w:p>

--- a/Joshua DTho - CV.docx
+++ b/Joshua DTho - CV.docx
@@ -39,10 +39,10 @@
       </w:r>
       <w:r>
         <w:tab/>
-        <w:t xml:space="preserve">   (Updated 01-0</w:t>
-      </w:r>
-      <w:r>
-        <w:t>8</w:t>
+        <w:t xml:space="preserve">   (Updated 01-</w:t>
+      </w:r>
+      <w:r>
+        <w:t>10</w:t>
       </w:r>
       <w:r>
         <w:t>-26)</w:t>
@@ -119,7 +119,15 @@
         <w:t>C</w:t>
       </w:r>
       <w:r>
-        <w:t xml:space="preserve">loud platforms, including AWS, and Google’s CoLab™. </w:t>
+        <w:t xml:space="preserve">loud platforms, including AWS, and Google’s </w:t>
+      </w:r>
+      <w:proofErr w:type="spellStart"/>
+      <w:r>
+        <w:t>CoLab</w:t>
+      </w:r>
+      <w:proofErr w:type="spellEnd"/>
+      <w:r>
+        <w:t xml:space="preserve">™. </w:t>
       </w:r>
       <w:r>
         <w:t xml:space="preserve">Highly </w:t>
@@ -1055,7 +1063,21 @@
         <w:rPr>
           <w:u w:val="single"/>
         </w:rPr>
-        <w:t>Rowan College at Gloucester County</w:t>
+        <w:t xml:space="preserve">Rowan College </w:t>
+      </w:r>
+      <w:proofErr w:type="gramStart"/>
+      <w:r>
+        <w:rPr>
+          <w:u w:val="single"/>
+        </w:rPr>
+        <w:t>at</w:t>
+      </w:r>
+      <w:proofErr w:type="gramEnd"/>
+      <w:r>
+        <w:rPr>
+          <w:u w:val="single"/>
+        </w:rPr>
+        <w:t xml:space="preserve"> Gloucester County</w:t>
       </w:r>
       <w:r>
         <w:t>:</w:t>
@@ -1142,6 +1164,7 @@
       <w:r>
         <w:t xml:space="preserve">ource solutions, </w:t>
       </w:r>
+      <w:proofErr w:type="gramStart"/>
       <w:r>
         <w:t>and</w:t>
       </w:r>
@@ -1149,7 +1172,11 @@
         <w:t xml:space="preserve"> </w:t>
       </w:r>
       <w:r>
-        <w:t xml:space="preserve">also </w:t>
+        <w:t>also</w:t>
+      </w:r>
+      <w:proofErr w:type="gramEnd"/>
+      <w:r>
+        <w:t xml:space="preserve"> </w:t>
       </w:r>
       <w:r>
         <w:t>the Microsoft® stack, including Team Foundation Server, MSSQL Server, and OneNote for effective collaboration.</w:t>
@@ -1307,7 +1334,23 @@
         <w:t xml:space="preserve"> on an 8x8 grid</w:t>
       </w:r>
       <w:r>
-        <w:t>, and utilized BeautifulSoup and other Python 3 libraries, such as NumPy, Matplotlib, and SeaBorn, additionally.</w:t>
+        <w:t xml:space="preserve">, and utilized </w:t>
+      </w:r>
+      <w:proofErr w:type="spellStart"/>
+      <w:r>
+        <w:t>BeautifulSoup</w:t>
+      </w:r>
+      <w:proofErr w:type="spellEnd"/>
+      <w:r>
+        <w:t xml:space="preserve"> and other Python 3 libraries, such as NumPy, Matplotlib, and </w:t>
+      </w:r>
+      <w:proofErr w:type="spellStart"/>
+      <w:r>
+        <w:t>SeaBorn</w:t>
+      </w:r>
+      <w:proofErr w:type="spellEnd"/>
+      <w:r>
+        <w:t>, additionally.</w:t>
       </w:r>
     </w:p>
     <w:p>
@@ -1316,19 +1359,35 @@
       </w:pPr>
       <w:r>
         <w:tab/>
-        <w:t>I look forward to connecting with you about a Developer position</w:t>
+        <w:t xml:space="preserve">I look forward to connecting with you about a </w:t>
+      </w:r>
+      <w:proofErr w:type="gramStart"/>
+      <w:r>
+        <w:t>Developer</w:t>
+      </w:r>
+      <w:proofErr w:type="gramEnd"/>
+      <w:r>
+        <w:t xml:space="preserve"> position</w:t>
       </w:r>
       <w:r>
         <w:t>,</w:t>
       </w:r>
       <w:r>
-        <w:t xml:space="preserve"> on your Team! I am actively seeking Full-time, Continuous, and Long-term employment, on W2. I am available to start Immediately</w:t>
+        <w:t xml:space="preserve"> on your Team! I am actively seeking Full-time, Continuous, and Long-term employment, on W2. I am available to start </w:t>
+      </w:r>
+      <w:proofErr w:type="gramStart"/>
+      <w:r>
+        <w:t>Immediately</w:t>
       </w:r>
       <w:r>
         <w:t>,</w:t>
       </w:r>
       <w:r>
-        <w:t xml:space="preserve"> and can be reached according to the information provided at the beginning of this </w:t>
+        <w:t xml:space="preserve"> and</w:t>
+      </w:r>
+      <w:proofErr w:type="gramEnd"/>
+      <w:r>
+        <w:t xml:space="preserve"> can be reached according to the information provided at the beginning of this </w:t>
       </w:r>
       <w:r>
         <w:t>file</w:t>
@@ -1648,7 +1707,15 @@
         <w:ind w:left="360"/>
       </w:pPr>
       <w:r>
-        <w:t xml:space="preserve"> (Chandramouli Jayendran)</w:t>
+        <w:t xml:space="preserve"> (Chandramouli </w:t>
+      </w:r>
+      <w:proofErr w:type="spellStart"/>
+      <w:r>
+        <w:t>Jayendran</w:t>
+      </w:r>
+      <w:proofErr w:type="spellEnd"/>
+      <w:r>
+        <w:t>)</w:t>
       </w:r>
     </w:p>
     <w:p>

--- a/Joshua DTho - CV.docx
+++ b/Joshua DTho - CV.docx
@@ -42,7 +42,10 @@
         <w:t xml:space="preserve">   (Updated 01-</w:t>
       </w:r>
       <w:r>
-        <w:t>10</w:t>
+        <w:t>1</w:t>
+      </w:r>
+      <w:r>
+        <w:t>1</w:t>
       </w:r>
       <w:r>
         <w:t>-26)</w:t>

--- a/Joshua DTho - CV.docx
+++ b/Joshua DTho - CV.docx
@@ -22,7 +22,7 @@
     </w:p>
     <w:p>
       <w:pPr>
-        <w:spacing w:after="0"/>
+        <w:spacing w:before="120" w:after="0"/>
         <w:rPr>
           <w:sz w:val="20"/>
           <w:szCs w:val="20"/>
@@ -45,7 +45,7 @@
         <w:t>1</w:t>
       </w:r>
       <w:r>
-        <w:t>1</w:t>
+        <w:t>2</w:t>
       </w:r>
       <w:r>
         <w:t>-26)</w:t>
@@ -53,7 +53,7 @@
     </w:p>
     <w:p>
       <w:pPr>
-        <w:spacing w:after="120"/>
+        <w:spacing w:after="0"/>
       </w:pPr>
       <w:r>
         <w:t>LinkedIn:</w:t>
@@ -86,7 +86,13 @@
         <w:t>Web Applications</w:t>
       </w:r>
       <w:r>
-        <w:t xml:space="preserve"> Developer, with previous experience in Agile</w:t>
+        <w:t xml:space="preserve"> Developer, with pr</w:t>
+      </w:r>
+      <w:r>
+        <w:t>ior</w:t>
+      </w:r>
+      <w:r>
+        <w:t xml:space="preserve"> experience in Agile</w:t>
       </w:r>
       <w:r>
         <w:t>/Kanban</w:t>
@@ -434,6 +440,111 @@
       </w:r>
     </w:p>
     <w:p>
+      <w:pPr>
+        <w:spacing w:after="0"/>
+      </w:pPr>
+      <w:r>
+        <w:rPr>
+          <w:b/>
+          <w:bCs/>
+        </w:rPr>
+        <w:t>Front-end</w:t>
+      </w:r>
+      <w:r>
+        <w:rPr>
+          <w:b/>
+          <w:bCs/>
+        </w:rPr>
+        <w:t xml:space="preserve"> Developer</w:t>
+      </w:r>
+      <w:r>
+        <w:t xml:space="preserve"> / Open-Source Contributor — Remote</w:t>
+      </w:r>
+      <w:r>
+        <w:br/>
+      </w:r>
+      <w:r>
+        <w:rPr>
+          <w:i/>
+          <w:iCs/>
+        </w:rPr>
+        <w:t>Dec</w:t>
+      </w:r>
+      <w:r>
+        <w:rPr>
+          <w:i/>
+          <w:iCs/>
+        </w:rPr>
+        <w:t xml:space="preserve"> 2025 – Present</w:t>
+      </w:r>
+    </w:p>
+    <w:p>
+      <w:pPr>
+        <w:numPr>
+          <w:ilvl w:val="0"/>
+          <w:numId w:val="2"/>
+        </w:numPr>
+        <w:spacing w:after="120"/>
+      </w:pPr>
+      <w:r>
+        <w:t>Self-enrolled in a comprehensive, professional Bootcamp (Meta Brains™)</w:t>
+      </w:r>
+    </w:p>
+    <w:p>
+      <w:pPr>
+        <w:numPr>
+          <w:ilvl w:val="0"/>
+          <w:numId w:val="2"/>
+        </w:numPr>
+        <w:spacing w:after="120"/>
+      </w:pPr>
+      <w:r>
+        <w:t xml:space="preserve">Developed </w:t>
+      </w:r>
+      <w:r>
+        <w:t>reusable React.js components</w:t>
+      </w:r>
+    </w:p>
+    <w:p>
+      <w:pPr>
+        <w:numPr>
+          <w:ilvl w:val="0"/>
+          <w:numId w:val="2"/>
+        </w:numPr>
+        <w:spacing w:after="120"/>
+      </w:pPr>
+      <w:r>
+        <w:t xml:space="preserve">Built a WCAG-compliant HTML Form within </w:t>
+      </w:r>
+      <w:r>
+        <w:t xml:space="preserve">a </w:t>
+      </w:r>
+      <w:r>
+        <w:t>React.js application</w:t>
+      </w:r>
+    </w:p>
+    <w:p>
+      <w:pPr>
+        <w:numPr>
+          <w:ilvl w:val="0"/>
+          <w:numId w:val="2"/>
+        </w:numPr>
+        <w:spacing w:after="120"/>
+      </w:pPr>
+      <w:r>
+        <w:t xml:space="preserve">Deployed CSS using inline .JSX, </w:t>
+      </w:r>
+      <w:r>
+        <w:t xml:space="preserve">and </w:t>
+      </w:r>
+      <w:r>
+        <w:t>Constructed a “Dark Mode” toggle</w:t>
+      </w:r>
+    </w:p>
+    <w:p>
+      <w:pPr>
+        <w:spacing w:after="120"/>
+      </w:pPr>
       <w:r>
         <w:rPr>
           <w:b/>
@@ -461,8 +572,10 @@
           <w:ilvl w:val="0"/>
           <w:numId w:val="2"/>
         </w:numPr>
-      </w:pPr>
-      <w:r>
+        <w:spacing w:after="120"/>
+      </w:pPr>
+      <w:r>
+        <w:lastRenderedPageBreak/>
         <w:t>Developed data transformation</w:t>
       </w:r>
       <w:r>
@@ -478,6 +591,7 @@
           <w:ilvl w:val="0"/>
           <w:numId w:val="2"/>
         </w:numPr>
+        <w:spacing w:after="120"/>
       </w:pPr>
       <w:r>
         <w:t>Extracted from and Written to CSV files programmatically</w:t>
@@ -489,6 +603,7 @@
           <w:ilvl w:val="0"/>
           <w:numId w:val="2"/>
         </w:numPr>
+        <w:spacing w:after="120"/>
       </w:pPr>
       <w:r>
         <w:t>Implemented algorithmic solutions</w:t>
@@ -506,6 +621,7 @@
           <w:ilvl w:val="0"/>
           <w:numId w:val="2"/>
         </w:numPr>
+        <w:spacing w:after="120"/>
       </w:pPr>
       <w:r>
         <w:t>D</w:t>
@@ -532,6 +648,7 @@
           <w:ilvl w:val="0"/>
           <w:numId w:val="2"/>
         </w:numPr>
+        <w:spacing w:after="120"/>
       </w:pPr>
       <w:r>
         <w:t xml:space="preserve">Authored clear documentation </w:t>
@@ -552,7 +669,6 @@
           <w:b/>
           <w:bCs/>
         </w:rPr>
-        <w:lastRenderedPageBreak/>
         <w:t>.NET Developer</w:t>
       </w:r>
       <w:r>
@@ -575,6 +691,7 @@
           <w:ilvl w:val="0"/>
           <w:numId w:val="3"/>
         </w:numPr>
+        <w:spacing w:after="120"/>
       </w:pPr>
       <w:r>
         <w:t xml:space="preserve">Built responsive </w:t>
@@ -592,6 +709,7 @@
           <w:ilvl w:val="0"/>
           <w:numId w:val="3"/>
         </w:numPr>
+        <w:spacing w:after="120"/>
       </w:pPr>
       <w:r>
         <w:t>HTML</w:t>
@@ -621,6 +739,7 @@
           <w:ilvl w:val="0"/>
           <w:numId w:val="3"/>
         </w:numPr>
+        <w:spacing w:after="120"/>
       </w:pPr>
       <w:r>
         <w:t>I</w:t>
@@ -641,6 +760,7 @@
           <w:ilvl w:val="0"/>
           <w:numId w:val="3"/>
         </w:numPr>
+        <w:spacing w:after="120"/>
       </w:pPr>
       <w:r>
         <w:t xml:space="preserve">Designed and optimized </w:t>
@@ -664,6 +784,7 @@
           <w:ilvl w:val="1"/>
           <w:numId w:val="3"/>
         </w:numPr>
+        <w:spacing w:after="120"/>
       </w:pPr>
       <w:r>
         <w:t xml:space="preserve">Impact: </w:t>
@@ -681,6 +802,7 @@
           <w:ilvl w:val="0"/>
           <w:numId w:val="3"/>
         </w:numPr>
+        <w:spacing w:after="120"/>
       </w:pPr>
       <w:r>
         <w:t xml:space="preserve">Collaborated in Agile sprints </w:t>
@@ -701,6 +823,7 @@
           <w:ilvl w:val="1"/>
           <w:numId w:val="3"/>
         </w:numPr>
+        <w:spacing w:after="120"/>
       </w:pPr>
       <w:r>
         <w:t xml:space="preserve">Impact: </w:t>
@@ -755,6 +878,7 @@
           <w:ilvl w:val="0"/>
           <w:numId w:val="4"/>
         </w:numPr>
+        <w:spacing w:after="120"/>
       </w:pPr>
       <w:r>
         <w:t>Resolved technical incidents efficiently</w:t>
@@ -772,6 +896,7 @@
           <w:ilvl w:val="0"/>
           <w:numId w:val="4"/>
         </w:numPr>
+        <w:spacing w:after="120"/>
       </w:pPr>
       <w:r>
         <w:t>I</w:t>
@@ -831,6 +956,7 @@
           <w:ilvl w:val="0"/>
           <w:numId w:val="5"/>
         </w:numPr>
+        <w:spacing w:after="120"/>
       </w:pPr>
       <w:r>
         <w:t xml:space="preserve">Standardized </w:t>
@@ -854,6 +980,7 @@
           <w:ilvl w:val="1"/>
           <w:numId w:val="5"/>
         </w:numPr>
+        <w:spacing w:after="120"/>
       </w:pPr>
       <w:r>
         <w:t xml:space="preserve">Impact: </w:t>
@@ -964,8 +1091,12 @@
         </w:numPr>
         <w:spacing w:after="0"/>
         <w:ind w:left="540"/>
-      </w:pPr>
-      <w:r>
+        <w:rPr>
+          <w:u w:val="single"/>
+        </w:rPr>
+      </w:pPr>
+      <w:r>
+        <w:lastRenderedPageBreak/>
         <w:t>Certificates</w:t>
       </w:r>
       <w:r>
@@ -1096,7 +1227,8 @@
           <w:ilvl w:val="0"/>
           <w:numId w:val="11"/>
         </w:numPr>
-        <w:ind w:left="540"/>
+        <w:spacing w:after="0"/>
+        <w:ind w:left="547"/>
       </w:pPr>
       <w:r>
         <w:t xml:space="preserve">A.S., A.S. – Computer Science, Mathematics </w:t>
@@ -1123,13 +1255,25 @@
       </w:r>
     </w:p>
     <w:p>
+      <w:r>
+        <w:pict w14:anchorId="064846C6">
+          <v:rect id="_x0000_i1029" style="width:0;height:1.5pt" o:hralign="center" o:hrstd="t" o:hr="t" fillcolor="#a0a0a0" stroked="f"/>
+        </w:pict>
+      </w:r>
+    </w:p>
+    <w:p>
       <w:pPr>
         <w:pStyle w:val="ListParagraph"/>
-      </w:pPr>
-      <w:r>
-        <w:lastRenderedPageBreak/>
-        <w:tab/>
-        <w:t>Thank You for taking the time to review my Resume and Qualifications to be your Solutions Developer! I greatly appreciate the investment you are making in me, and I look forward to investing my time and skills with your organization! I am honored and delighted to be able to apply what I have learned in my multiple Bachelor’s Degrees, from various Institutions of Higher Learning.</w:t>
+        <w:ind w:firstLine="720"/>
+      </w:pPr>
+      <w:r>
+        <w:t xml:space="preserve">Thank You for taking the time to review my Resume and Qualifications to be your Solutions Developer! I greatly appreciate the investment you are making in </w:t>
+      </w:r>
+      <w:r>
+        <w:t>me and</w:t>
+      </w:r>
+      <w:r>
+        <w:t xml:space="preserve"> look forward to investing my time and skills with your organization! I am delighted to be able to apply what I have learned in my multiple Bachelor’s Degrees.</w:t>
       </w:r>
     </w:p>
     <w:p>
@@ -1182,7 +1326,13 @@
         <w:t xml:space="preserve"> </w:t>
       </w:r>
       <w:r>
-        <w:t>the Microsoft® stack, including Team Foundation Server, MSSQL Server, and OneNote for effective collaboration.</w:t>
+        <w:t>the Microsoft® stack, including Team Foundation Server, MSSQL Server, and OneNote</w:t>
+      </w:r>
+      <w:r>
+        <w:t>,</w:t>
+      </w:r>
+      <w:r>
+        <w:t xml:space="preserve"> for effective collaboration.</w:t>
       </w:r>
     </w:p>
     <w:p>
@@ -1193,13 +1343,13 @@
         <w:tab/>
       </w:r>
       <w:r>
-        <w:t>It has been my experience</w:t>
-      </w:r>
-      <w:r>
-        <w:t xml:space="preserve"> as a .NET Developer, </w:t>
-      </w:r>
-      <w:r>
-        <w:t>to</w:t>
+        <w:t>A</w:t>
+      </w:r>
+      <w:r>
+        <w:t xml:space="preserve">s a .NET Developer, </w:t>
+      </w:r>
+      <w:r>
+        <w:t>I</w:t>
       </w:r>
       <w:r>
         <w:t xml:space="preserve"> have participated </w:t>
@@ -1223,7 +1373,7 @@
         <w:t xml:space="preserve">Kanban methodology. I have </w:t>
       </w:r>
       <w:r>
-        <w:t>worked on</w:t>
+        <w:t>been assigned</w:t>
       </w:r>
       <w:r>
         <w:t xml:space="preserve"> User Stories, broken them down into tasks, </w:t>
@@ -1241,82 +1391,75 @@
         <w:t xml:space="preserve">using </w:t>
       </w:r>
       <w:r>
-        <w:t xml:space="preserve">a shared body of knowledge in </w:t>
-      </w:r>
-      <w:r>
-        <w:t xml:space="preserve">OneNote, </w:t>
-      </w:r>
-      <w:r>
-        <w:t xml:space="preserve">supplying </w:t>
-      </w:r>
-      <w:r>
-        <w:t>deliverables within a C</w:t>
+        <w:t xml:space="preserve">a shared body of knowledge </w:t>
+      </w:r>
+      <w:r>
+        <w:t xml:space="preserve">stored to </w:t>
+      </w:r>
+      <w:r>
+        <w:t>OneNote</w:t>
       </w:r>
       <w:r>
         <w:t>.</w:t>
       </w:r>
-      <w:r>
-        <w:t>I</w:t>
+    </w:p>
+    <w:p>
+      <w:pPr>
+        <w:pStyle w:val="ListParagraph"/>
+        <w:ind w:firstLine="720"/>
+      </w:pPr>
+      <w:r>
+        <w:t>I have e</w:t>
+      </w:r>
+      <w:r>
+        <w:t>xperience developing Full-stack, Open-</w:t>
+      </w:r>
+      <w:r>
+        <w:t>s</w:t>
+      </w:r>
+      <w:r>
+        <w:t>ource solutions</w:t>
+      </w:r>
+      <w:r>
+        <w:t>, which</w:t>
+      </w:r>
+      <w:r>
+        <w:t xml:space="preserve"> </w:t>
+      </w:r>
+      <w:proofErr w:type="gramStart"/>
+      <w:r>
+        <w:t>includes</w:t>
+      </w:r>
+      <w:proofErr w:type="gramEnd"/>
+      <w:r>
+        <w:t xml:space="preserve"> authoring HTML, CSS, JavaScript, </w:t>
+      </w:r>
+      <w:r>
+        <w:t>while</w:t>
+      </w:r>
+      <w:r>
+        <w:t xml:space="preserve"> </w:t>
+      </w:r>
+      <w:r>
+        <w:t>integrating jQuery, and Chart.js, and utilizing the Bootstrap framework to develop Data Visualizations generated</w:t>
+      </w:r>
+      <w:r>
+        <w:t>,</w:t>
+      </w:r>
+      <w:r>
+        <w:t xml:space="preserve"> graphically</w:t>
+      </w:r>
+      <w:r>
+        <w:t>,</w:t>
+      </w:r>
+      <w:r>
+        <w:t xml:space="preserve"> from values stored in a MySQL Database, and connected-to, and queried, using PHP</w:t>
+      </w:r>
+      <w:r>
+        <w:t xml:space="preserve"> scripting</w:t>
       </w:r>
       <w:r>
         <w:t>.</w:t>
-      </w:r>
-      <w:r>
-        <w:t>/C</w:t>
-      </w:r>
-      <w:r>
-        <w:t>.</w:t>
-      </w:r>
-      <w:r>
-        <w:t>D</w:t>
-      </w:r>
-      <w:r>
-        <w:t>.</w:t>
-      </w:r>
-      <w:r>
-        <w:t xml:space="preserve"> pipeline, </w:t>
-      </w:r>
-      <w:r>
-        <w:t xml:space="preserve">while </w:t>
-      </w:r>
-      <w:r>
-        <w:t>using Team Foundation Server.</w:t>
-      </w:r>
-    </w:p>
-    <w:p>
-      <w:pPr>
-        <w:pStyle w:val="ListParagraph"/>
-      </w:pPr>
-      <w:r>
-        <w:tab/>
-        <w:t>My experience developing Full-stack, Open-</w:t>
-      </w:r>
-      <w:r>
-        <w:t>s</w:t>
-      </w:r>
-      <w:r>
-        <w:t xml:space="preserve">ource solutions includes authoring HTML, CSS, JavaScript, </w:t>
-      </w:r>
-      <w:r>
-        <w:t>while</w:t>
-      </w:r>
-      <w:r>
-        <w:t xml:space="preserve"> </w:t>
-      </w:r>
-      <w:r>
-        <w:t>integrating jQuery, and Chart.js, and utilizing the Bootstrap framework to develop Data Visualizations generated</w:t>
-      </w:r>
-      <w:r>
-        <w:t>,</w:t>
-      </w:r>
-      <w:r>
-        <w:t xml:space="preserve"> graphically</w:t>
-      </w:r>
-      <w:r>
-        <w:t>,</w:t>
-      </w:r>
-      <w:r>
-        <w:t xml:space="preserve"> from values stored in a MySQL Database, and connected-to, and queried, using PHP.</w:t>
       </w:r>
     </w:p>
     <w:p>
@@ -1331,7 +1474,13 @@
         <w:t>,</w:t>
       </w:r>
       <w:r>
-        <w:t xml:space="preserve"> as well. I have responded to Natural Language Processing tasks in Graduate-level coursework, generated Word Clouds, developed a Knight’s Tour solution to 41 moves of the Knight</w:t>
+        <w:t xml:space="preserve"> as well</w:t>
+      </w:r>
+      <w:r>
+        <w:t>:</w:t>
+      </w:r>
+      <w:r>
+        <w:t xml:space="preserve"> I have responded to Natural Language Processing tasks in Graduate-level coursework, generated Word Clouds, developed a Knight’s Tour solution to 41 moves of the Knight</w:t>
       </w:r>
       <w:r>
         <w:t xml:space="preserve"> on an 8x8 grid</w:t>
@@ -1345,6 +1494,9 @@
       </w:r>
       <w:proofErr w:type="spellEnd"/>
       <w:r>
+        <w:t>,</w:t>
+      </w:r>
+      <w:r>
         <w:t xml:space="preserve"> and other Python 3 libraries, such as NumPy, Matplotlib, and </w:t>
       </w:r>
       <w:proofErr w:type="spellStart"/>
@@ -1362,115 +1514,82 @@
       </w:pPr>
       <w:r>
         <w:tab/>
-        <w:t xml:space="preserve">I look forward to connecting with you about a </w:t>
-      </w:r>
-      <w:proofErr w:type="gramStart"/>
-      <w:r>
-        <w:t>Developer</w:t>
-      </w:r>
-      <w:proofErr w:type="gramEnd"/>
-      <w:r>
-        <w:t xml:space="preserve"> position</w:t>
-      </w:r>
-      <w:r>
-        <w:t>,</w:t>
-      </w:r>
-      <w:r>
-        <w:t xml:space="preserve"> on your Team! I am actively seeking Full-time, Continuous, and Long-term employment, on W2. I am available to start </w:t>
-      </w:r>
-      <w:proofErr w:type="gramStart"/>
-      <w:r>
-        <w:t>Immediately</w:t>
-      </w:r>
-      <w:r>
-        <w:t>,</w:t>
-      </w:r>
-      <w:r>
-        <w:t xml:space="preserve"> and</w:t>
-      </w:r>
-      <w:proofErr w:type="gramEnd"/>
-      <w:r>
-        <w:t xml:space="preserve"> can be reached according to the information provided at the beginning of this </w:t>
-      </w:r>
-      <w:r>
-        <w:t>file</w:t>
+        <w:t xml:space="preserve">I am actively seeking Full-time, Continuous, and Long-term employment, on W2. I am available to start </w:t>
+      </w:r>
+      <w:r>
+        <w:t>immediately</w:t>
       </w:r>
       <w:r>
         <w:t>.</w:t>
       </w:r>
+      <w:r>
+        <w:t xml:space="preserve"> T</w:t>
+      </w:r>
+      <w:r>
+        <w:t>hank you for your generous consideration of me and for your time in reviewing my fit for your Team. I am passionate about Software Development</w:t>
+      </w:r>
+      <w:r>
+        <w:t>, as i</w:t>
+      </w:r>
+      <w:r>
+        <w:t xml:space="preserve">t sparks my creativity. </w:t>
+      </w:r>
+      <w:r>
+        <w:t xml:space="preserve">I have recently </w:t>
+      </w:r>
+      <w:r>
+        <w:t>added</w:t>
+      </w:r>
+      <w:r>
+        <w:t xml:space="preserve"> the React.js Library, </w:t>
+      </w:r>
+      <w:r>
+        <w:t xml:space="preserve">to my </w:t>
+      </w:r>
+      <w:r>
+        <w:t>Front-end Develop</w:t>
+      </w:r>
+      <w:r>
+        <w:t>ment</w:t>
+      </w:r>
+      <w:r>
+        <w:t xml:space="preserve"> repertoire</w:t>
+      </w:r>
+      <w:r>
+        <w:t xml:space="preserve">.  </w:t>
+      </w:r>
+      <w:r>
+        <w:tab/>
+      </w:r>
     </w:p>
     <w:p>
       <w:pPr>
         <w:pStyle w:val="ListParagraph"/>
-      </w:pPr>
+        <w:ind w:left="2880" w:firstLine="720"/>
+      </w:pPr>
+      <w:r>
+        <w:t>Respectfully submitted,</w:t>
+      </w:r>
+      <w:r>
+        <w:t xml:space="preserve"> </w:t>
+      </w:r>
       <w:r>
         <w:tab/>
-        <w:t xml:space="preserve">Thank you for your generous consideration of me and for your time in reviewing my fit for your Team. I am passionate about Software Development. It sparks my creativity and desire to persevere. </w:t>
-      </w:r>
-      <w:r>
-        <w:t>I have recently studied the React.js Library, as part of my Front-end Developer repertoire</w:t>
-      </w:r>
-      <w:r>
-        <w:t>.</w:t>
-      </w:r>
-    </w:p>
-    <w:p>
-      <w:pPr>
-        <w:pStyle w:val="ListParagraph"/>
-      </w:pPr>
-      <w:r>
-        <w:tab/>
-      </w:r>
-      <w:r>
-        <w:tab/>
-      </w:r>
-      <w:r>
-        <w:tab/>
-      </w:r>
-      <w:r>
-        <w:tab/>
-      </w:r>
-      <w:r>
-        <w:tab/>
-      </w:r>
-      <w:r>
-        <w:tab/>
-      </w:r>
-      <w:r>
-        <w:tab/>
-        <w:t>Respectfully submitted,</w:t>
-      </w:r>
-    </w:p>
-    <w:p>
-      <w:pPr>
-        <w:pStyle w:val="ListParagraph"/>
-      </w:pPr>
-      <w:r>
-        <w:tab/>
-      </w:r>
-      <w:r>
-        <w:tab/>
-      </w:r>
-      <w:r>
-        <w:tab/>
-      </w:r>
-      <w:r>
-        <w:tab/>
-      </w:r>
-      <w:r>
-        <w:tab/>
-      </w:r>
-      <w:r>
-        <w:tab/>
-      </w:r>
-      <w:r>
-        <w:tab/>
+      </w:r>
+      <w:r>
         <w:t>Joshua D. Thomas</w:t>
       </w:r>
     </w:p>
     <w:p>
       <w:r>
         <w:lastRenderedPageBreak/>
+        <w:pict w14:anchorId="1B40A63E">
+          <v:rect id="_x0000_i1030" style="width:0;height:1.5pt" o:hralign="center" o:hrstd="t" o:hr="t" fillcolor="#a0a0a0" stroked="f"/>
+        </w:pict>
+      </w:r>
+    </w:p>
+    <w:p>
+      <w:r>
         <w:t>Projects</w:t>
       </w:r>
     </w:p>
@@ -1541,7 +1660,7 @@
     <w:p>
       <w:r>
         <w:pict w14:anchorId="4E5567A3">
-          <v:rect id="_x0000_i1029" style="width:0;height:1.5pt" o:hralign="center" o:hrstd="t" o:hr="t" fillcolor="#a0a0a0" stroked="f"/>
+          <v:rect id="_x0000_i1031" style="width:0;height:1.5pt" o:hralign="center" o:hrstd="t" o:hr="t" fillcolor="#a0a0a0" stroked="f"/>
         </w:pict>
       </w:r>
     </w:p>
@@ -1752,7 +1871,7 @@
     <w:p>
       <w:r>
         <w:pict w14:anchorId="04F67BB3">
-          <v:rect id="_x0000_i1030" style="width:0;height:1.5pt" o:hralign="center" o:hrstd="t" o:hr="t" fillcolor="#a0a0a0" stroked="f"/>
+          <v:rect id="_x0000_i1032" style="width:0;height:1.5pt" o:hralign="center" o:hrstd="t" o:hr="t" fillcolor="#a0a0a0" stroked="f"/>
         </w:pict>
       </w:r>
     </w:p>
@@ -1883,8 +2002,9 @@
     </w:p>
     <w:p>
       <w:r>
+        <w:lastRenderedPageBreak/>
         <w:pict w14:anchorId="3BCFB1DD">
-          <v:rect id="_x0000_i1031" style="width:0;height:1.5pt" o:hralign="center" o:hrstd="t" o:hr="t" fillcolor="#a0a0a0" stroked="f"/>
+          <v:rect id="_x0000_i1033" style="width:0;height:1.5pt" o:hralign="center" o:hrstd="t" o:hr="t" fillcolor="#a0a0a0" stroked="f"/>
         </w:pict>
       </w:r>
     </w:p>
@@ -1893,7 +2013,6 @@
         <w:spacing w:after="120"/>
       </w:pPr>
       <w:r>
-        <w:lastRenderedPageBreak/>
         <w:t xml:space="preserve">Industry </w:t>
       </w:r>
       <w:r>
@@ -1921,7 +2040,35 @@
         <w:t>Meta Brains™ Certified Front-End Developer</w:t>
       </w:r>
       <w:r>
-        <w:t xml:space="preserve">                    (Anticipated Jan. 12, 2026)</w:t>
+        <w:t xml:space="preserve">                    </w:t>
+      </w:r>
+      <w:r>
+        <w:tab/>
+      </w:r>
+      <w:r>
+        <w:tab/>
+      </w:r>
+      <w:r>
+        <w:t>(</w:t>
+      </w:r>
+      <w:r>
+        <w:t>Anticipated</w:t>
+      </w:r>
+      <w:r>
+        <w:t>)</w:t>
+      </w:r>
+    </w:p>
+    <w:p>
+      <w:pPr>
+        <w:pStyle w:val="ListParagraph"/>
+        <w:numPr>
+          <w:ilvl w:val="0"/>
+          <w:numId w:val="9"/>
+        </w:numPr>
+        <w:spacing w:after="120"/>
+      </w:pPr>
+      <w:r>
+        <w:t>86% Professional Bootcamp completed, as of 01-12-26</w:t>
       </w:r>
     </w:p>
     <w:sectPr>
@@ -3220,7 +3367,7 @@
   <w:abstractNum w:abstractNumId="9" w15:restartNumberingAfterBreak="0">
     <w:nsid w:val="6090508B"/>
     <w:multiLevelType w:val="hybridMultilevel"/>
-    <w:tmpl w:val="570867DE"/>
+    <w:tmpl w:val="917829CA"/>
     <w:lvl w:ilvl="0" w:tplc="04090001">
       <w:start w:val="1"/>
       <w:numFmt w:val="bullet"/>
